--- a/lessons/4-3/downloads/4-3-notes-l1.docx
+++ b/lessons/4-3/downloads/4-3-notes-l1.docx
@@ -1415,47 +1415,6 @@
         <w:t xml:space="preserve">Write About the Math</w:t>
       </w:r>
     </w:p>
-    <w:p>
-      <w:pPr>
-        <w:spacing w:after="100"/>
-      </w:pPr>
-      <w:r>
-        <w:rPr>
-          <w:i/>
-          <w:iCs/>
-          <w:color w:val="5F6F80"/>
-          <w:sz w:val="19"/>
-          <w:szCs w:val="19"/>
-        </w:rPr>
-        <w:t xml:space="preserve">Use the support level you need. Every level answers the same math question.</w:t>
-      </w:r>
-    </w:p>
-    <w:p>
-      <w:pPr>
-        <w:pStyle w:val="Heading2"/>
-        <w:spacing w:after="80" w:before="180"/>
-      </w:pPr>
-      <w:r>
-        <w:rPr>
-          <w:b/>
-          <w:bCs/>
-          <w:color w:val="12355B"/>
-          <w:sz w:val="24"/>
-          <w:szCs w:val="24"/>
-        </w:rPr>
-        <w:t xml:space="preserve">1. Understand the Question</w:t>
-      </w:r>
-      <w:r>
-        <w:rPr>
-          <w:i/>
-          <w:iCs/>
-          <w:color w:val="B97A12"/>
-          <w:sz w:val="19"/>
-          <w:szCs w:val="19"/>
-        </w:rPr>
-        <w:t xml:space="preserve">   explain</w:t>
-      </w:r>
-    </w:p>
     <w:tbl>
       <w:tblPr>
         <w:tblW w:type="pct" w:w="100%"/>
@@ -1494,344 +1453,6 @@
               </w:rPr>
               <w:t xml:space="preserve">Of the USED storage, approximately what percent are photos — and why does the whole change from 6 GB to 4 GB for this question?</w:t>
             </w:r>
-          </w:p>
-          <w:p>
-            <w:pPr>
-              <w:spacing w:after="0"/>
-            </w:pPr>
-            <w:r>
-              <w:rPr>
-                <w:b/>
-                <w:bCs/>
-                <w:color w:val="12355B"/>
-                <w:sz w:val="20"/>
-                <w:szCs w:val="20"/>
-              </w:rPr>
-              <w:t xml:space="preserve">Your job:  </w:t>
-            </w:r>
-            <w:r>
-              <w:rPr>
-                <w:sz w:val="20"/>
-                <w:szCs w:val="20"/>
-              </w:rPr>
-              <w:t xml:space="preserve">Answer the question. Use math evidence. Explain how the evidence proves your answer.</w:t>
-            </w:r>
-            <w:r>
-              <w:rPr>
-                <w:i/>
-                <w:iCs/>
-                <w:color w:val="5F6F80"/>
-                <w:sz w:val="18"/>
-                <w:szCs w:val="18"/>
-              </w:rPr>
-              <w:br/>
-              <w:t xml:space="preserve">Responde la pregunta. Usa evidencia matemática. Explica cómo la evidencia demuestra tu respuesta.</w:t>
-            </w:r>
-          </w:p>
-        </w:tc>
-      </w:tr>
-    </w:tbl>
-    <w:p>
-      <w:pPr>
-        <w:pStyle w:val="Heading2"/>
-        <w:spacing w:after="80" w:before="180"/>
-      </w:pPr>
-      <w:r>
-        <w:rPr>
-          <w:b/>
-          <w:bCs/>
-          <w:color w:val="12355B"/>
-          <w:sz w:val="24"/>
-          <w:szCs w:val="24"/>
-        </w:rPr>
-        <w:t xml:space="preserve">2. Plan Your Math Words</w:t>
-      </w:r>
-      <w:r>
-        <w:rPr>
-          <w:i/>
-          <w:iCs/>
-          <w:color w:val="1FA6A2"/>
-          <w:sz w:val="19"/>
-          <w:szCs w:val="19"/>
-        </w:rPr>
-        <w:t xml:space="preserve">   check at least two</w:t>
-      </w:r>
-    </w:p>
-    <w:p>
-      <w:pPr>
-        <w:spacing w:after="60"/>
-      </w:pPr>
-      <w:r>
-        <w:rPr>
-          <w:b/>
-          <w:bCs/>
-          <w:color w:val="1FA6A2"/>
-          <w:sz w:val="22"/>
-          <w:szCs w:val="22"/>
-        </w:rPr>
-        <w:t xml:space="preserve">☐  </w:t>
-      </w:r>
-      <w:r>
-        <w:rPr>
-          <w:b/>
-          <w:bCs/>
-          <w:color w:val="12355B"/>
-          <w:sz w:val="20"/>
-          <w:szCs w:val="20"/>
-        </w:rPr>
-        <w:t xml:space="preserve">estimate — </w:t>
-      </w:r>
-      <w:r>
-        <w:rPr>
-          <w:sz w:val="20"/>
-          <w:szCs w:val="20"/>
-        </w:rPr>
-        <w:t xml:space="preserve">A reasoned answer that is close enough to be useful, found without exact computation.</w:t>
-      </w:r>
-      <w:r>
-        <w:rPr>
-          <w:i/>
-          <w:iCs/>
-          <w:color w:val="5F6F80"/>
-          <w:sz w:val="18"/>
-          <w:szCs w:val="18"/>
-        </w:rPr>
-        <w:br/>
-        <w:t xml:space="preserve">estimación — Una respuesta razonada, lo bastante cercana para ser útil, sin cálculo exacto.</w:t>
-      </w:r>
-    </w:p>
-    <w:p>
-      <w:pPr>
-        <w:spacing w:after="60"/>
-      </w:pPr>
-      <w:r>
-        <w:rPr>
-          <w:b/>
-          <w:bCs/>
-          <w:color w:val="1FA6A2"/>
-          <w:sz w:val="22"/>
-          <w:szCs w:val="22"/>
-        </w:rPr>
-        <w:t xml:space="preserve">☐  </w:t>
-      </w:r>
-      <w:r>
-        <w:rPr>
-          <w:b/>
-          <w:bCs/>
-          <w:color w:val="12355B"/>
-          <w:sz w:val="20"/>
-          <w:szCs w:val="20"/>
-        </w:rPr>
-        <w:t xml:space="preserve">benchmark percent — </w:t>
-      </w:r>
-      <w:r>
-        <w:rPr>
-          <w:sz w:val="20"/>
-          <w:szCs w:val="20"/>
-        </w:rPr>
-        <w:t xml:space="preserve">A friendly percent — 1%, 10%, 25%, 50%, 75%, 100% — used as a landmark for estimating.</w:t>
-      </w:r>
-      <w:r>
-        <w:rPr>
-          <w:i/>
-          <w:iCs/>
-          <w:color w:val="5F6F80"/>
-          <w:sz w:val="18"/>
-          <w:szCs w:val="18"/>
-        </w:rPr>
-        <w:br/>
-        <w:t xml:space="preserve">porcentaje de referencia — Un porcentaje amigable — 1%, 10%, 25%, 50%, 75%, 100% — que sirve de punto de referencia.</w:t>
-      </w:r>
-    </w:p>
-    <w:p>
-      <w:pPr>
-        <w:spacing w:after="60"/>
-      </w:pPr>
-      <w:r>
-        <w:rPr>
-          <w:b/>
-          <w:bCs/>
-          <w:color w:val="1FA6A2"/>
-          <w:sz w:val="22"/>
-          <w:szCs w:val="22"/>
-        </w:rPr>
-        <w:t xml:space="preserve">☐  </w:t>
-      </w:r>
-      <w:r>
-        <w:rPr>
-          <w:b/>
-          <w:bCs/>
-          <w:color w:val="12355B"/>
-          <w:sz w:val="20"/>
-          <w:szCs w:val="20"/>
-        </w:rPr>
-        <w:t xml:space="preserve">compatible numbers — </w:t>
-      </w:r>
-      <w:r>
-        <w:rPr>
-          <w:sz w:val="20"/>
-          <w:szCs w:val="20"/>
-        </w:rPr>
-        <w:t xml:space="preserve">Numbers close to the originals that are easy to compute with mentally.</w:t>
-      </w:r>
-      <w:r>
-        <w:rPr>
-          <w:i/>
-          <w:iCs/>
-          <w:color w:val="5F6F80"/>
-          <w:sz w:val="18"/>
-          <w:szCs w:val="18"/>
-        </w:rPr>
-        <w:br/>
-        <w:t xml:space="preserve">números compatibles — Números cercanos a los originales con los que es fácil calcular mentalmente.</w:t>
-      </w:r>
-    </w:p>
-    <w:p>
-      <w:pPr>
-        <w:spacing w:after="60"/>
-      </w:pPr>
-      <w:r>
-        <w:rPr>
-          <w:b/>
-          <w:bCs/>
-          <w:color w:val="1FA6A2"/>
-          <w:sz w:val="22"/>
-          <w:szCs w:val="22"/>
-        </w:rPr>
-        <w:t xml:space="preserve">☐  </w:t>
-      </w:r>
-      <w:r>
-        <w:rPr>
-          <w:b/>
-          <w:bCs/>
-          <w:color w:val="12355B"/>
-          <w:sz w:val="20"/>
-          <w:szCs w:val="20"/>
-        </w:rPr>
-        <w:t xml:space="preserve">double number line — </w:t>
-      </w:r>
-      <w:r>
-        <w:rPr>
-          <w:sz w:val="20"/>
-          <w:szCs w:val="20"/>
-        </w:rPr>
-        <w:t xml:space="preserve">Two parallel number lines that pair amounts with their percents at the same positions.</w:t>
-      </w:r>
-      <w:r>
-        <w:rPr>
-          <w:i/>
-          <w:iCs/>
-          <w:color w:val="5F6F80"/>
-          <w:sz w:val="18"/>
-          <w:szCs w:val="18"/>
-        </w:rPr>
-        <w:br/>
-        <w:t xml:space="preserve">recta numérica doble — Dos rectas paralelas que emparejan cantidades con sus porcentajes en las mismas posiciones.</w:t>
-      </w:r>
-    </w:p>
-    <w:p>
-      <w:pPr>
-        <w:spacing w:after="60"/>
-      </w:pPr>
-      <w:r>
-        <w:rPr>
-          <w:b/>
-          <w:bCs/>
-          <w:color w:val="1FA6A2"/>
-          <w:sz w:val="22"/>
-          <w:szCs w:val="22"/>
-        </w:rPr>
-        <w:t xml:space="preserve">☐  </w:t>
-      </w:r>
-      <w:r>
-        <w:rPr>
-          <w:b/>
-          <w:bCs/>
-          <w:color w:val="12355B"/>
-          <w:sz w:val="20"/>
-          <w:szCs w:val="20"/>
-        </w:rPr>
-        <w:t xml:space="preserve">the whole — </w:t>
-      </w:r>
-      <w:r>
-        <w:rPr>
-          <w:sz w:val="20"/>
-          <w:szCs w:val="20"/>
-        </w:rPr>
-        <w:t xml:space="preserve">The quantity that counts as 100% in a problem — and it can change between questions.</w:t>
-      </w:r>
-      <w:r>
-        <w:rPr>
-          <w:i/>
-          <w:iCs/>
-          <w:color w:val="5F6F80"/>
-          <w:sz w:val="18"/>
-          <w:szCs w:val="18"/>
-        </w:rPr>
-        <w:br/>
-        <w:t xml:space="preserve">el todo — La cantidad que representa el 100% en un problema, y puede cambiar entre preguntas.</w:t>
-      </w:r>
-    </w:p>
-    <w:tbl>
-      <w:tblPr>
-        <w:tblW w:type="pct" w:w="100%"/>
-        <w:tblBorders>
-          <w:top w:val="single" w:color="1FA6A2" w:sz="8"/>
-          <w:left w:val="single" w:color="1FA6A2" w:sz="8"/>
-          <w:bottom w:val="single" w:color="1FA6A2" w:sz="8"/>
-          <w:right w:val="single" w:color="1FA6A2" w:sz="8"/>
-          <w:insideH w:val="single" w:color="auto" w:sz="4"/>
-          <w:insideV w:val="single" w:color="auto" w:sz="4"/>
-        </w:tblBorders>
-      </w:tblPr>
-      <w:tblGrid>
-        <w:gridCol w:w="100"/>
-      </w:tblGrid>
-      <w:tr>
-        <w:tc>
-          <w:tcPr>
-            <w:shd w:fill="F7FFFD" w:color="auto" w:val="clear"/>
-            <w:tcMar>
-              <w:top w:type="dxa" w:w="120"/>
-              <w:left w:type="dxa" w:w="180"/>
-              <w:bottom w:type="dxa" w:w="120"/>
-              <w:right w:type="dxa" w:w="180"/>
-            </w:tcMar>
-          </w:tcPr>
-          <w:p>
-            <w:pPr>
-              <w:spacing w:after="50"/>
-            </w:pPr>
-            <w:r>
-              <w:rPr>
-                <w:b/>
-                <w:bCs/>
-                <w:color w:val="1FA6A2"/>
-                <w:sz w:val="20"/>
-                <w:szCs w:val="20"/>
-              </w:rPr>
-              <w:t xml:space="preserve">Say it first:  </w:t>
-            </w:r>
-            <w:r>
-              <w:rPr>
-                <w:sz w:val="20"/>
-                <w:szCs w:val="20"/>
-              </w:rPr>
-              <w:t xml:space="preserve">Say your idea to a partner or quietly to yourself before you write.</w:t>
-            </w:r>
-          </w:p>
-          <w:p>
-            <w:pPr>
-              <w:spacing w:after="60"/>
-            </w:pPr>
-            <w:r>
-              <w:rPr>
-                <w:color w:val="1A2733"/>
-                <w:sz w:val="21"/>
-                <w:szCs w:val="21"/>
-              </w:rPr>
-              <w:t xml:space="preserve">The whole for this question is ___ . Photos are about ___ % of the used storage, since 3.5 GB sits between the ___ % benchmark and the ___ % benchmark on the number line.</w:t>
-            </w:r>
             <w:r>
               <w:rPr>
                 <w:i/>
@@ -1841,7 +1462,7 @@
                 <w:szCs w:val="19"/>
               </w:rPr>
               <w:br/>
-              <w:t xml:space="preserve">Di tu respuesta primero: Mi respuesta es ___ porque ___.</w:t>
+              <w:t xml:space="preserve">Del almacenamiento usado, ¿aproximadamente qué porcentaje son fotos — y por qué el entero cambia de 6 GB a 4 GB en esta pregunta?</w:t>
             </w:r>
           </w:p>
         </w:tc>
@@ -1849,28 +1470,192 @@
     </w:tbl>
     <w:p>
       <w:pPr>
-        <w:pStyle w:val="Heading2"/>
-        <w:spacing w:after="80" w:before="180"/>
-      </w:pPr>
-      <w:r>
-        <w:rPr>
-          <w:b/>
-          <w:bCs/>
-          <w:color w:val="12355B"/>
-          <w:sz w:val="24"/>
-          <w:szCs w:val="24"/>
-        </w:rPr>
-        <w:t xml:space="preserve">3. Build Your Explanation</w:t>
-      </w:r>
+        <w:spacing w:after="100"/>
+      </w:pPr>
       <w:r>
         <w:rPr>
           <w:i/>
           <w:iCs/>
-          <w:color w:val="B97A12"/>
+          <w:color w:val="5F6F80"/>
           <w:sz w:val="19"/>
           <w:szCs w:val="19"/>
         </w:rPr>
-        <w:t xml:space="preserve">   choose your support</w:t>
+        <w:t xml:space="preserve">Say your answer to a partner first. Then write it, using at least two of these words:</w:t>
+      </w:r>
+    </w:p>
+    <w:p>
+      <w:pPr>
+        <w:spacing w:after="40"/>
+      </w:pPr>
+      <w:r>
+        <w:rPr>
+          <w:b/>
+          <w:bCs/>
+          <w:color w:val="1FA6A2"/>
+          <w:sz w:val="22"/>
+          <w:szCs w:val="22"/>
+        </w:rPr>
+        <w:t xml:space="preserve">☐  </w:t>
+      </w:r>
+      <w:r>
+        <w:rPr>
+          <w:b/>
+          <w:bCs/>
+          <w:color w:val="12355B"/>
+          <w:sz w:val="20"/>
+          <w:szCs w:val="20"/>
+        </w:rPr>
+        <w:t xml:space="preserve">estimate</w:t>
+      </w:r>
+      <w:r>
+        <w:rPr>
+          <w:i/>
+          <w:iCs/>
+          <w:color w:val="5F6F80"/>
+          <w:sz w:val="18"/>
+          <w:szCs w:val="18"/>
+        </w:rPr>
+        <w:t xml:space="preserve">  ·  estimación</w:t>
+      </w:r>
+    </w:p>
+    <w:p>
+      <w:pPr>
+        <w:spacing w:after="40"/>
+      </w:pPr>
+      <w:r>
+        <w:rPr>
+          <w:b/>
+          <w:bCs/>
+          <w:color w:val="1FA6A2"/>
+          <w:sz w:val="22"/>
+          <w:szCs w:val="22"/>
+        </w:rPr>
+        <w:t xml:space="preserve">☐  </w:t>
+      </w:r>
+      <w:r>
+        <w:rPr>
+          <w:b/>
+          <w:bCs/>
+          <w:color w:val="12355B"/>
+          <w:sz w:val="20"/>
+          <w:szCs w:val="20"/>
+        </w:rPr>
+        <w:t xml:space="preserve">benchmark percent</w:t>
+      </w:r>
+      <w:r>
+        <w:rPr>
+          <w:i/>
+          <w:iCs/>
+          <w:color w:val="5F6F80"/>
+          <w:sz w:val="18"/>
+          <w:szCs w:val="18"/>
+        </w:rPr>
+        <w:t xml:space="preserve">  ·  porcentaje de referencia</w:t>
+      </w:r>
+    </w:p>
+    <w:p>
+      <w:pPr>
+        <w:spacing w:after="40"/>
+      </w:pPr>
+      <w:r>
+        <w:rPr>
+          <w:b/>
+          <w:bCs/>
+          <w:color w:val="1FA6A2"/>
+          <w:sz w:val="22"/>
+          <w:szCs w:val="22"/>
+        </w:rPr>
+        <w:t xml:space="preserve">☐  </w:t>
+      </w:r>
+      <w:r>
+        <w:rPr>
+          <w:b/>
+          <w:bCs/>
+          <w:color w:val="12355B"/>
+          <w:sz w:val="20"/>
+          <w:szCs w:val="20"/>
+        </w:rPr>
+        <w:t xml:space="preserve">compatible numbers</w:t>
+      </w:r>
+      <w:r>
+        <w:rPr>
+          <w:i/>
+          <w:iCs/>
+          <w:color w:val="5F6F80"/>
+          <w:sz w:val="18"/>
+          <w:szCs w:val="18"/>
+        </w:rPr>
+        <w:t xml:space="preserve">  ·  números compatibles</w:t>
+      </w:r>
+    </w:p>
+    <w:p>
+      <w:pPr>
+        <w:spacing w:after="40"/>
+      </w:pPr>
+      <w:r>
+        <w:rPr>
+          <w:b/>
+          <w:bCs/>
+          <w:color w:val="1FA6A2"/>
+          <w:sz w:val="22"/>
+          <w:szCs w:val="22"/>
+        </w:rPr>
+        <w:t xml:space="preserve">☐  </w:t>
+      </w:r>
+      <w:r>
+        <w:rPr>
+          <w:b/>
+          <w:bCs/>
+          <w:color w:val="12355B"/>
+          <w:sz w:val="20"/>
+          <w:szCs w:val="20"/>
+        </w:rPr>
+        <w:t xml:space="preserve">double number line</w:t>
+      </w:r>
+      <w:r>
+        <w:rPr>
+          <w:i/>
+          <w:iCs/>
+          <w:color w:val="5F6F80"/>
+          <w:sz w:val="18"/>
+          <w:szCs w:val="18"/>
+        </w:rPr>
+        <w:t xml:space="preserve">  ·  recta numérica doble</w:t>
+      </w:r>
+    </w:p>
+    <w:p>
+      <w:pPr>
+        <w:spacing w:after="40"/>
+      </w:pPr>
+      <w:r>
+        <w:rPr>
+          <w:b/>
+          <w:bCs/>
+          <w:color w:val="1FA6A2"/>
+          <w:sz w:val="22"/>
+          <w:szCs w:val="22"/>
+        </w:rPr>
+        <w:t xml:space="preserve">☐  </w:t>
+      </w:r>
+      <w:r>
+        <w:rPr>
+          <w:b/>
+          <w:bCs/>
+          <w:color w:val="12355B"/>
+          <w:sz w:val="20"/>
+          <w:szCs w:val="20"/>
+        </w:rPr>
+        <w:t xml:space="preserve">the whole</w:t>
+      </w:r>
+      <w:r>
+        <w:rPr>
+          <w:i/>
+          <w:iCs/>
+          <w:color w:val="5F6F80"/>
+          <w:sz w:val="18"/>
+          <w:szCs w:val="18"/>
+        </w:rPr>
+        <w:t xml:space="preserve">  ·  el todo</w:t>
       </w:r>
     </w:p>
     <w:tbl>
@@ -1901,21 +1686,6 @@
           </w:tcPr>
           <w:p>
             <w:pPr>
-              <w:spacing w:after="50"/>
-            </w:pPr>
-            <w:r>
-              <w:rPr>
-                <w:i/>
-                <w:iCs/>
-                <w:color w:val="5F6F80"/>
-                <w:sz w:val="19"/>
-                <w:szCs w:val="19"/>
-              </w:rPr>
-              <w:t xml:space="preserve">This model shows the parts of an explanation. It does not answer your writing question.</w:t>
-            </w:r>
-          </w:p>
-          <w:p>
-            <w:pPr>
               <w:spacing w:after="80"/>
             </w:pPr>
             <w:r>
@@ -1926,58 +1696,14 @@
                 <w:sz w:val="19"/>
                 <w:szCs w:val="19"/>
               </w:rPr>
-              <w:t xml:space="preserve">Claim:  </w:t>
+              <w:t xml:space="preserve">Model:  </w:t>
             </w:r>
             <w:r>
               <w:rPr>
                 <w:sz w:val="19"/>
                 <w:szCs w:val="19"/>
               </w:rPr>
-              <w:t xml:space="preserve">4 GB sits between two benchmark landmarks on the number line, closer to the 75% mark, so a reasonable estimate lands near there without computing the exact fraction.</w:t>
-            </w:r>
-          </w:p>
-          <w:p>
-            <w:pPr>
-              <w:spacing w:after="80"/>
-            </w:pPr>
-            <w:r>
-              <w:rPr>
-                <w:b/>
-                <w:bCs/>
-                <w:color w:val="12355B"/>
-                <w:sz w:val="19"/>
-                <w:szCs w:val="19"/>
-              </w:rPr>
-              <w:t xml:space="preserve">Evidence:  </w:t>
-            </w:r>
-            <w:r>
-              <w:rPr>
-                <w:sz w:val="19"/>
-                <w:szCs w:val="19"/>
-              </w:rPr>
-              <w:t xml:space="preserve">A strong answer names both landmark percents (50% and 75%) and explains why 4 GB sits closer to one than the other. A weak answer just says 'it's close to 70%' without placing it between benchmarks.</w:t>
-            </w:r>
-          </w:p>
-          <w:p>
-            <w:pPr>
-              <w:spacing w:after="80"/>
-            </w:pPr>
-            <w:r>
-              <w:rPr>
-                <w:b/>
-                <w:bCs/>
-                <w:color w:val="12355B"/>
-                <w:sz w:val="19"/>
-                <w:szCs w:val="19"/>
-              </w:rPr>
-              <w:t xml:space="preserve">Reasoning:  </w:t>
-            </w:r>
-            <w:r>
-              <w:rPr>
-                <w:sz w:val="19"/>
-                <w:szCs w:val="19"/>
-              </w:rPr>
-              <w:t xml:space="preserve">This evidence connects the definition of estimate to the mathematical claim.</w:t>
+              <w:t xml:space="preserve">4 GB sits between two benchmark landmarks on the number line, closer to the 75% mark, so a reasonable estimate lands near there without computing the exact fraction. — A strong answer names both landmark percents (50% and 75%) and explains why 4 GB sits closer to one than the other. A weak answer just says 'it's close to 70%' without placing it between benchmarks.</w:t>
             </w:r>
           </w:p>
         </w:tc>
@@ -2056,7 +1782,7 @@
           <w:sz w:val="21"/>
           <w:szCs w:val="21"/>
         </w:rPr>
-        <w:t xml:space="preserve">My answer is ___.</w:t>
+        <w:t xml:space="preserve">My answer is ___ because ___.</w:t>
       </w:r>
       <w:r>
         <w:rPr>
@@ -2067,7 +1793,7 @@
           <w:szCs w:val="19"/>
         </w:rPr>
         <w:br/>
-        <w:t xml:space="preserve">Mi respuesta es ___.</w:t>
+        <w:t xml:space="preserve">Mi respuesta es ___ porque ___.</w:t>
       </w:r>
     </w:p>
     <w:tbl>
@@ -2207,7 +1933,7 @@
           <w:sz w:val="21"/>
           <w:szCs w:val="21"/>
         </w:rPr>
-        <w:t xml:space="preserve">I know because ___.</w:t>
+        <w:t xml:space="preserve">My evidence is ___, so ___.</w:t>
       </w:r>
       <w:r>
         <w:rPr>
@@ -2218,31 +1944,7 @@
           <w:szCs w:val="19"/>
         </w:rPr>
         <w:br/>
-        <w:t xml:space="preserve">Lo sé porque ___.</w:t>
-      </w:r>
-    </w:p>
-    <w:p>
-      <w:pPr>
-        <w:spacing w:after="60"/>
-      </w:pPr>
-      <w:r>
-        <w:rPr>
-          <w:color w:val="1A2733"/>
-          <w:sz w:val="21"/>
-          <w:szCs w:val="21"/>
-        </w:rPr>
-        <w:t xml:space="preserve">So ___.</w:t>
-      </w:r>
-      <w:r>
-        <w:rPr>
-          <w:i/>
-          <w:iCs/>
-          <w:color w:val="5F6F80"/>
-          <w:sz w:val="19"/>
-          <w:szCs w:val="19"/>
-        </w:rPr>
-        <w:br/>
-        <w:t xml:space="preserve">Entonces ___.</w:t>
+        <w:t xml:space="preserve">Mi evidencia es ___, entonces ___.</w:t>
       </w:r>
     </w:p>
     <w:tbl>
@@ -2348,78 +2050,6 @@
         <w:t xml:space="preserve">Escribe una afirmación, da evidencia matemática y explica tu razonamiento.</w:t>
       </w:r>
     </w:p>
-    <w:p>
-      <w:pPr>
-        <w:spacing w:after="60"/>
-      </w:pPr>
-      <w:r>
-        <w:rPr>
-          <w:color w:val="1A2733"/>
-          <w:sz w:val="21"/>
-          <w:szCs w:val="21"/>
-        </w:rPr>
-        <w:t xml:space="preserve">My claim is ___.</w:t>
-      </w:r>
-      <w:r>
-        <w:rPr>
-          <w:i/>
-          <w:iCs/>
-          <w:color w:val="5F6F80"/>
-          <w:sz w:val="19"/>
-          <w:szCs w:val="19"/>
-        </w:rPr>
-        <w:br/>
-        <w:t xml:space="preserve">Mi afirmación es ___.</w:t>
-      </w:r>
-    </w:p>
-    <w:p>
-      <w:pPr>
-        <w:spacing w:after="60"/>
-      </w:pPr>
-      <w:r>
-        <w:rPr>
-          <w:color w:val="1A2733"/>
-          <w:sz w:val="21"/>
-          <w:szCs w:val="21"/>
-        </w:rPr>
-        <w:t xml:space="preserve">My math evidence is ___.</w:t>
-      </w:r>
-      <w:r>
-        <w:rPr>
-          <w:i/>
-          <w:iCs/>
-          <w:color w:val="5F6F80"/>
-          <w:sz w:val="19"/>
-          <w:szCs w:val="19"/>
-        </w:rPr>
-        <w:br/>
-        <w:t xml:space="preserve">Mi evidencia matemática es ___.</w:t>
-      </w:r>
-    </w:p>
-    <w:p>
-      <w:pPr>
-        <w:spacing w:after="60"/>
-      </w:pPr>
-      <w:r>
-        <w:rPr>
-          <w:color w:val="1A2733"/>
-          <w:sz w:val="21"/>
-          <w:szCs w:val="21"/>
-        </w:rPr>
-        <w:t xml:space="preserve">This proves ___ because ___.</w:t>
-      </w:r>
-      <w:r>
-        <w:rPr>
-          <w:i/>
-          <w:iCs/>
-          <w:color w:val="5F6F80"/>
-          <w:sz w:val="19"/>
-          <w:szCs w:val="19"/>
-        </w:rPr>
-        <w:br/>
-        <w:t xml:space="preserve">Esto demuestra ___ porque ___.</w:t>
-      </w:r>
-    </w:p>
     <w:tbl>
       <w:tblPr>
         <w:tblW w:type="pct" w:w="100%"/>
@@ -2502,7 +2132,7 @@
           <w:sz w:val="24"/>
           <w:szCs w:val="24"/>
         </w:rPr>
-        <w:t xml:space="preserve">4. Check Your Explanation</w:t>
+        <w:t xml:space="preserve">Check Your Explanation</w:t>
       </w:r>
       <w:r>
         <w:rPr>
@@ -2512,7 +2142,7 @@
           <w:sz w:val="19"/>
           <w:szCs w:val="19"/>
         </w:rPr>
-        <w:t xml:space="preserve">   five quick checks</w:t>
+        <w:t xml:space="preserve">   three quick checks</w:t>
       </w:r>
     </w:p>
     <w:p>
@@ -2536,17 +2166,6 @@
         </w:rPr>
         <w:t xml:space="preserve">I answered the question.</w:t>
       </w:r>
-      <w:r>
-        <w:rPr>
-          <w:i/>
-          <w:iCs/>
-          <w:color w:val="5F6F80"/>
-          <w:sz w:val="18"/>
-          <w:szCs w:val="18"/>
-        </w:rPr>
-        <w:br/>
-        <w:t xml:space="preserve">Respondí la pregunta.</w:t>
-      </w:r>
     </w:p>
     <w:p>
       <w:pPr>
@@ -2567,18 +2186,7 @@
           <w:sz w:val="20"/>
           <w:szCs w:val="20"/>
         </w:rPr>
-        <w:t xml:space="preserve">I used math evidence: numbers, an equation, a model, or a comparison.</w:t>
-      </w:r>
-      <w:r>
-        <w:rPr>
-          <w:i/>
-          <w:iCs/>
-          <w:color w:val="5F6F80"/>
-          <w:sz w:val="18"/>
-          <w:szCs w:val="18"/>
-        </w:rPr>
-        <w:br/>
-        <w:t xml:space="preserve">Usé evidencia matemática: números, una ecuación, un modelo o una comparación.</w:t>
+        <w:t xml:space="preserve">I used math evidence: numbers, an equation, or a model.</w:t>
       </w:r>
     </w:p>
     <w:p>
@@ -2600,84 +2208,7 @@
           <w:sz w:val="20"/>
           <w:szCs w:val="20"/>
         </w:rPr>
-        <w:t xml:space="preserve">I explained how the evidence proves my answer.</w:t>
-      </w:r>
-      <w:r>
-        <w:rPr>
-          <w:i/>
-          <w:iCs/>
-          <w:color w:val="5F6F80"/>
-          <w:sz w:val="18"/>
-          <w:szCs w:val="18"/>
-        </w:rPr>
-        <w:br/>
-        <w:t xml:space="preserve">Expliqué cómo la evidencia demuestra mi respuesta.</w:t>
-      </w:r>
-    </w:p>
-    <w:p>
-      <w:pPr>
-        <w:spacing w:after="80"/>
-      </w:pPr>
-      <w:r>
-        <w:rPr>
-          <w:b/>
-          <w:bCs/>
-          <w:color w:val="1FA6A2"/>
-          <w:sz w:val="22"/>
-          <w:szCs w:val="22"/>
-        </w:rPr>
-        <w:t xml:space="preserve">☐  </w:t>
-      </w:r>
-      <w:r>
-        <w:rPr>
-          <w:sz w:val="20"/>
-          <w:szCs w:val="20"/>
-        </w:rPr>
         <w:t xml:space="preserve">I used at least two math words.</w:t>
-      </w:r>
-      <w:r>
-        <w:rPr>
-          <w:i/>
-          <w:iCs/>
-          <w:color w:val="5F6F80"/>
-          <w:sz w:val="18"/>
-          <w:szCs w:val="18"/>
-        </w:rPr>
-        <w:br/>
-        <w:t xml:space="preserve">Usé por lo menos dos palabras matemáticas.</w:t>
-      </w:r>
-    </w:p>
-    <w:p>
-      <w:pPr>
-        <w:spacing w:after="80"/>
-      </w:pPr>
-      <w:r>
-        <w:rPr>
-          <w:b/>
-          <w:bCs/>
-          <w:color w:val="1FA6A2"/>
-          <w:sz w:val="22"/>
-          <w:szCs w:val="22"/>
-        </w:rPr>
-        <w:t xml:space="preserve">☐  </w:t>
-      </w:r>
-      <w:r>
-        <w:rPr>
-          <w:sz w:val="20"/>
-          <w:szCs w:val="20"/>
-        </w:rPr>
-        <w:t xml:space="preserve">I reread complete sentences and punctuation.</w:t>
-      </w:r>
-      <w:r>
-        <w:rPr>
-          <w:i/>
-          <w:iCs/>
-          <w:color w:val="5F6F80"/>
-          <w:sz w:val="18"/>
-          <w:szCs w:val="18"/>
-        </w:rPr>
-        <w:br/>
-        <w:t xml:space="preserve">Volví a leer mis oraciones completas y la puntuación.</w:t>
       </w:r>
     </w:p>
     <w:p>
